--- a/deliverables/05-演示视频脚本.docx
+++ b/deliverables/05-演示视频脚本.docx
@@ -56,7 +56,7 @@
           <w:color w:val="B03060"/>
           <w:sz w:val="19"/>
         </w:rPr>
-        <w:t>docs/00-项目基线.md</w:t>
+        <w:t>docs/01-项目总览.md</w:t>
       </w:r>
       <w:r>
         <w:rPr>
@@ -65,7 +65,7 @@
           <w:color w:val="4A5568"/>
           <w:sz w:val="20"/>
         </w:rPr>
-        <w:t>（唯一事实来源）。</w:t>
+        <w:t>（数据口径唯一来源）。</w:t>
       </w:r>
       <w:r>
         <w:rPr>
@@ -109,7 +109,7 @@
           <w:color w:val="B03060"/>
           <w:sz w:val="19"/>
         </w:rPr>
-        <w:t>docs/00-项目基线.md</w:t>
+        <w:t>docs/01-项目总览.md</w:t>
       </w:r>
       <w:r>
         <w:rPr>
@@ -118,7 +118,7 @@
           <w:color w:val="4A5568"/>
           <w:sz w:val="20"/>
         </w:rPr>
-        <w:t xml:space="preserve"> 第 4 节，不作任何超出基线的表述。</w:t>
+        <w:t xml:space="preserve"> §二 与 docs/04-交付验收与后续规划.md §七，不作任何超出基线的表述。</w:t>
       </w:r>
     </w:p>
     <w:p>
